--- a/barlow/finesst_final_v2/OSDMP_cgedits.docx
+++ b/barlow/finesst_final_v2/OSDMP_cgedits.docx
@@ -135,7 +135,7 @@
               <w:rPr>
                 <w:sz w:val="18"/>
               </w:rPr>
-              <w:t>lidar</w:t>
+              <w:t>LiDAR</w:t>
             </w:r>
             <w:proofErr w:type="spellEnd"/>
             <w:r>
@@ -210,7 +210,7 @@
               <w:rPr>
                 <w:sz w:val="18"/>
               </w:rPr>
-              <w:t>lidar</w:t>
+              <w:t>LiDAR</w:t>
             </w:r>
             <w:proofErr w:type="spellEnd"/>
             <w:r>
